--- a/marketing/Baari_Salon_Pitch.docx
+++ b/marketing/Baari_Salon_Pitch.docx
@@ -1821,7 +1821,7 @@
           <w:sz w:val="32"/>
           <w:szCs w:val="32"/>
         </w:rPr>
-        <w:t xml:space="preserve">Free during early access.</w:t>
+        <w:t xml:space="preserve">Free right now.</w:t>
       </w:r>
     </w:p>
     <w:p>
@@ -1834,7 +1834,7 @@
           <w:sz w:val="22"/>
           <w:szCs w:val="22"/>
         </w:rPr>
-        <w:t xml:space="preserve">For the first 90 days, or until you tell us to start billing — whichever comes first. Unlimited customers, unlimited features, no ceiling.</w:t>
+        <w:t xml:space="preserve">Every new signup gets a 2-month free trial with the full product. No card, no commitment. Unlimited customers, unlimited features.</w:t>
       </w:r>
     </w:p>
     <w:p>
@@ -1850,7 +1850,7 @@
           <w:sz w:val="32"/>
           <w:szCs w:val="32"/>
         </w:rPr>
-        <w:t xml:space="preserve">After that: ₹50 per completed customer.</w:t>
+        <w:t xml:space="preserve">After the trial — pricing coming soon.</w:t>
       </w:r>
     </w:p>
     <w:p>
@@ -1863,7 +1863,7 @@
           <w:sz w:val="22"/>
           <w:szCs w:val="22"/>
         </w:rPr>
-        <w:t xml:space="preserve">Only for customers actually served (marked done in Baari). Walk-ins who leave without service, no-shows, cancelled bookings — free.</w:t>
+        <w:t xml:space="preserve">We're still figuring out what fair looks like for a Tier-2 salon. When we're ready, it'll be simple, transparent, and priced for pilot-stage owners — not enterprise catalogs. You'll get at least 30 days notice before anything changes.</w:t>
       </w:r>
     </w:p>
     <w:p>
@@ -1876,7 +1876,7 @@
           <w:sz w:val="22"/>
           <w:szCs w:val="22"/>
         </w:rPr>
-        <w:t xml:space="preserve">Payment: WhatsApp payment link at month-end. One tap. Done.</w:t>
+        <w:t xml:space="preserve">Full details on getbaari.in/pricing.</w:t>
       </w:r>
     </w:p>
     <w:p>
@@ -1892,7 +1892,7 @@
           <w:sz w:val="32"/>
           <w:szCs w:val="32"/>
         </w:rPr>
-        <w:t xml:space="preserve">What's included at ₹50.</w:t>
+        <w:t xml:space="preserve">What's included, free.</w:t>
       </w:r>
     </w:p>
     <w:p>
@@ -2462,7 +2462,7 @@
           <w:sz w:val="22"/>
           <w:szCs w:val="22"/>
         </w:rPr>
-        <w:t xml:space="preserve">You decide: stay free through early access, or start the ₹50/customer billing</w:t>
+        <w:t xml:space="preserve">You decide: keep going on early access, or wait for the paid plan when it lands</w:t>
       </w:r>
     </w:p>
     <w:p>

--- a/marketing/Baari_Salon_Pitch.docx
+++ b/marketing/Baari_Salon_Pitch.docx
@@ -1821,7 +1821,7 @@
           <w:sz w:val="32"/>
           <w:szCs w:val="32"/>
         </w:rPr>
-        <w:t xml:space="preserve">Free right now.</w:t>
+        <w:t xml:space="preserve">Try Baari Pro free for 2 months.</w:t>
       </w:r>
     </w:p>
     <w:p>
@@ -1834,7 +1834,7 @@
           <w:sz w:val="22"/>
           <w:szCs w:val="22"/>
         </w:rPr>
-        <w:t xml:space="preserve">Every new signup gets a 2-month free trial with the full product. No card, no commitment. Unlimited customers, unlimited features.</w:t>
+        <w:t xml:space="preserve">Every new signup starts on our top plan for 60 days — everything unlocked, no card, no strings. After 60 days you pick the plan that fits your salon, or stay on Free if you're small. We WhatsApp before day 60. No auto-charge.</w:t>
       </w:r>
     </w:p>
     <w:p>
@@ -1850,35 +1850,320 @@
           <w:sz w:val="32"/>
           <w:szCs w:val="32"/>
         </w:rPr>
-        <w:t xml:space="preserve">After the trial — pricing coming soon.</w:t>
-      </w:r>
-    </w:p>
-    <w:p>
-      <w:pPr>
-        <w:spacing w:after="120" w:line="300"/>
-      </w:pPr>
-      <w:r>
-        <w:rPr>
-          <w:color w:val="111827"/>
-          <w:sz w:val="22"/>
-          <w:szCs w:val="22"/>
-        </w:rPr>
-        <w:t xml:space="preserve">We're still figuring out what fair looks like for a Tier-2 salon. When we're ready, it'll be simple, transparent, and priced for pilot-stage owners — not enterprise catalogs. You'll get at least 30 days notice before anything changes.</w:t>
-      </w:r>
-    </w:p>
-    <w:p>
-      <w:pPr>
-        <w:spacing w:after="120" w:line="300"/>
-      </w:pPr>
-      <w:r>
-        <w:rPr>
-          <w:color w:val="6B7280"/>
-          <w:sz w:val="22"/>
-          <w:szCs w:val="22"/>
-        </w:rPr>
-        <w:t xml:space="preserve">Full details on getbaari.in/pricing.</w:t>
-      </w:r>
-    </w:p>
+        <w:t xml:space="preserve">The three plans.</w:t>
+      </w:r>
+    </w:p>
+    <w:tbl>
+      <w:tblPr>
+        <w:tblW w:type="dxa" w:w="9360"/>
+        <w:tblBorders>
+          <w:top w:val="single" w:color="auto" w:sz="4"/>
+          <w:left w:val="single" w:color="auto" w:sz="4"/>
+          <w:bottom w:val="single" w:color="auto" w:sz="4"/>
+          <w:right w:val="single" w:color="auto" w:sz="4"/>
+          <w:insideH w:val="single" w:color="auto" w:sz="4"/>
+          <w:insideV w:val="single" w:color="auto" w:sz="4"/>
+        </w:tblBorders>
+      </w:tblPr>
+      <w:tblGrid>
+        <w:gridCol w:w="3120"/>
+        <w:gridCol w:w="3120"/>
+        <w:gridCol w:w="3120"/>
+      </w:tblGrid>
+      <w:tr>
+        <w:trPr>
+          <w:tblHeader/>
+        </w:trPr>
+        <w:tc>
+          <w:tcPr>
+            <w:tcW w:type="dxa" w:w="3120"/>
+            <w:shd w:fill="4F46E5" w:color="auto" w:val="clear"/>
+            <w:tcMar>
+              <w:top w:type="dxa" w:w="160"/>
+              <w:left w:type="dxa" w:w="160"/>
+              <w:bottom w:type="dxa" w:w="160"/>
+              <w:right w:type="dxa" w:w="160"/>
+            </w:tcMar>
+          </w:tcPr>
+          <w:p>
+            <w:r>
+              <w:rPr>
+                <w:b/>
+                <w:bCs/>
+                <w:color w:val="FFFFFF"/>
+                <w:sz w:val="20"/>
+                <w:szCs w:val="20"/>
+              </w:rPr>
+              <w:t xml:space="preserve">Metric</w:t>
+            </w:r>
+          </w:p>
+        </w:tc>
+        <w:tc>
+          <w:tcPr>
+            <w:tcW w:type="dxa" w:w="3120"/>
+            <w:shd w:fill="4F46E5" w:color="auto" w:val="clear"/>
+            <w:tcMar>
+              <w:top w:type="dxa" w:w="160"/>
+              <w:left w:type="dxa" w:w="160"/>
+              <w:bottom w:type="dxa" w:w="160"/>
+              <w:right w:type="dxa" w:w="160"/>
+            </w:tcMar>
+          </w:tcPr>
+          <w:p>
+            <w:r>
+              <w:rPr>
+                <w:b/>
+                <w:bCs/>
+                <w:color w:val="FFFFFF"/>
+                <w:sz w:val="20"/>
+                <w:szCs w:val="20"/>
+              </w:rPr>
+              <w:t xml:space="preserve">What it tells you</w:t>
+            </w:r>
+          </w:p>
+        </w:tc>
+        <w:tc>
+          <w:tcPr>
+            <w:tcW w:type="dxa" w:w="3120"/>
+            <w:shd w:fill="4F46E5" w:color="auto" w:val="clear"/>
+            <w:tcMar>
+              <w:top w:type="dxa" w:w="160"/>
+              <w:left w:type="dxa" w:w="160"/>
+              <w:bottom w:type="dxa" w:w="160"/>
+              <w:right w:type="dxa" w:w="160"/>
+            </w:tcMar>
+          </w:tcPr>
+          <w:p>
+            <w:r>
+              <w:rPr>
+                <w:b/>
+                <w:bCs/>
+                <w:color w:val="FFFFFF"/>
+                <w:sz w:val="20"/>
+                <w:szCs w:val="20"/>
+              </w:rPr>
+              <w:t xml:space="preserve">Decision it drives</w:t>
+            </w:r>
+          </w:p>
+        </w:tc>
+      </w:tr>
+      <w:tr>
+        <w:tc>
+          <w:tcPr>
+            <w:tcW w:type="dxa" w:w="3120"/>
+            <w:shd w:fill="F5F5F7" w:color="auto" w:val="clear"/>
+            <w:tcMar>
+              <w:top w:type="dxa" w:w="160"/>
+              <w:left w:type="dxa" w:w="160"/>
+              <w:bottom w:type="dxa" w:w="160"/>
+              <w:right w:type="dxa" w:w="160"/>
+            </w:tcMar>
+          </w:tcPr>
+          <w:p>
+            <w:r>
+              <w:rPr>
+                <w:b/>
+                <w:bCs/>
+                <w:color w:val="1E2657"/>
+                <w:sz w:val="20"/>
+                <w:szCs w:val="20"/>
+              </w:rPr>
+              <w:t xml:space="preserve">Free</w:t>
+            </w:r>
+          </w:p>
+        </w:tc>
+        <w:tc>
+          <w:tcPr>
+            <w:tcW w:type="dxa" w:w="3120"/>
+            <w:tcMar>
+              <w:top w:type="dxa" w:w="160"/>
+              <w:left w:type="dxa" w:w="160"/>
+              <w:bottom w:type="dxa" w:w="160"/>
+              <w:right w:type="dxa" w:w="160"/>
+            </w:tcMar>
+          </w:tcPr>
+          <w:p>
+            <w:r>
+              <w:rPr>
+                <w:b w:val="false"/>
+                <w:bCs w:val="false"/>
+                <w:color w:val="111827"/>
+                <w:sz w:val="20"/>
+                <w:szCs w:val="20"/>
+              </w:rPr>
+              <w:t xml:space="preserve">₹0 / month, forever</w:t>
+            </w:r>
+          </w:p>
+        </w:tc>
+        <w:tc>
+          <w:tcPr>
+            <w:tcW w:type="dxa" w:w="3120"/>
+            <w:tcMar>
+              <w:top w:type="dxa" w:w="160"/>
+              <w:left w:type="dxa" w:w="160"/>
+              <w:bottom w:type="dxa" w:w="160"/>
+              <w:right w:type="dxa" w:w="160"/>
+            </w:tcMar>
+          </w:tcPr>
+          <w:p>
+            <w:r>
+              <w:rPr>
+                <w:b w:val="false"/>
+                <w:bCs w:val="false"/>
+                <w:color w:val="111827"/>
+                <w:sz w:val="20"/>
+                <w:szCs w:val="20"/>
+              </w:rPr>
+              <w:t xml:space="preserve">Up to 100 customers/month · perfect for pilot</w:t>
+            </w:r>
+          </w:p>
+        </w:tc>
+      </w:tr>
+      <w:tr>
+        <w:tc>
+          <w:tcPr>
+            <w:tcW w:type="dxa" w:w="3120"/>
+            <w:shd w:fill="F5F5F7" w:color="auto" w:val="clear"/>
+            <w:tcMar>
+              <w:top w:type="dxa" w:w="160"/>
+              <w:left w:type="dxa" w:w="160"/>
+              <w:bottom w:type="dxa" w:w="160"/>
+              <w:right w:type="dxa" w:w="160"/>
+            </w:tcMar>
+          </w:tcPr>
+          <w:p>
+            <w:r>
+              <w:rPr>
+                <w:b/>
+                <w:bCs/>
+                <w:color w:val="1E2657"/>
+                <w:sz w:val="20"/>
+                <w:szCs w:val="20"/>
+              </w:rPr>
+              <w:t xml:space="preserve">Growth</w:t>
+            </w:r>
+          </w:p>
+        </w:tc>
+        <w:tc>
+          <w:tcPr>
+            <w:tcW w:type="dxa" w:w="3120"/>
+            <w:tcMar>
+              <w:top w:type="dxa" w:w="160"/>
+              <w:left w:type="dxa" w:w="160"/>
+              <w:bottom w:type="dxa" w:w="160"/>
+              <w:right w:type="dxa" w:w="160"/>
+            </w:tcMar>
+          </w:tcPr>
+          <w:p>
+            <w:r>
+              <w:rPr>
+                <w:b w:val="false"/>
+                <w:bCs w:val="false"/>
+                <w:color w:val="111827"/>
+                <w:sz w:val="20"/>
+                <w:szCs w:val="20"/>
+              </w:rPr>
+              <w:t xml:space="preserve">₹999 / month</w:t>
+            </w:r>
+          </w:p>
+        </w:tc>
+        <w:tc>
+          <w:tcPr>
+            <w:tcW w:type="dxa" w:w="3120"/>
+            <w:tcMar>
+              <w:top w:type="dxa" w:w="160"/>
+              <w:left w:type="dxa" w:w="160"/>
+              <w:bottom w:type="dxa" w:w="160"/>
+              <w:right w:type="dxa" w:w="160"/>
+            </w:tcMar>
+          </w:tcPr>
+          <w:p>
+            <w:r>
+              <w:rPr>
+                <w:b w:val="false"/>
+                <w:bCs w:val="false"/>
+                <w:color w:val="111827"/>
+                <w:sz w:val="20"/>
+                <w:szCs w:val="20"/>
+              </w:rPr>
+              <w:t xml:space="preserve">Up to 500 customers/month · analytics + broadcasts + EOD summary</w:t>
+            </w:r>
+          </w:p>
+        </w:tc>
+      </w:tr>
+      <w:tr>
+        <w:tc>
+          <w:tcPr>
+            <w:tcW w:type="dxa" w:w="3120"/>
+            <w:shd w:fill="F5F5F7" w:color="auto" w:val="clear"/>
+            <w:tcMar>
+              <w:top w:type="dxa" w:w="160"/>
+              <w:left w:type="dxa" w:w="160"/>
+              <w:bottom w:type="dxa" w:w="160"/>
+              <w:right w:type="dxa" w:w="160"/>
+            </w:tcMar>
+          </w:tcPr>
+          <w:p>
+            <w:r>
+              <w:rPr>
+                <w:b/>
+                <w:bCs/>
+                <w:color w:val="1E2657"/>
+                <w:sz w:val="20"/>
+                <w:szCs w:val="20"/>
+              </w:rPr>
+              <w:t xml:space="preserve">Pro</w:t>
+            </w:r>
+          </w:p>
+        </w:tc>
+        <w:tc>
+          <w:tcPr>
+            <w:tcW w:type="dxa" w:w="3120"/>
+            <w:tcMar>
+              <w:top w:type="dxa" w:w="160"/>
+              <w:left w:type="dxa" w:w="160"/>
+              <w:bottom w:type="dxa" w:w="160"/>
+              <w:right w:type="dxa" w:w="160"/>
+            </w:tcMar>
+          </w:tcPr>
+          <w:p>
+            <w:r>
+              <w:rPr>
+                <w:b w:val="false"/>
+                <w:bCs w:val="false"/>
+                <w:color w:val="111827"/>
+                <w:sz w:val="20"/>
+                <w:szCs w:val="20"/>
+              </w:rPr>
+              <w:t xml:space="preserve">₹1,999 / month</w:t>
+            </w:r>
+          </w:p>
+        </w:tc>
+        <w:tc>
+          <w:tcPr>
+            <w:tcW w:type="dxa" w:w="3120"/>
+            <w:tcMar>
+              <w:top w:type="dxa" w:w="160"/>
+              <w:left w:type="dxa" w:w="160"/>
+              <w:bottom w:type="dxa" w:w="160"/>
+              <w:right w:type="dxa" w:w="160"/>
+            </w:tcMar>
+          </w:tcPr>
+          <w:p>
+            <w:r>
+              <w:rPr>
+                <w:b w:val="false"/>
+                <w:bCs w:val="false"/>
+                <w:color w:val="111827"/>
+                <w:sz w:val="20"/>
+                <w:szCs w:val="20"/>
+              </w:rPr>
+              <w:t xml:space="preserve">Unlimited customers · 5 stylists · cohort + LTV analytics</w:t>
+            </w:r>
+          </w:p>
+        </w:tc>
+      </w:tr>
+    </w:tbl>
     <w:p>
       <w:pPr>
         <w:pStyle w:val="Heading2"/>
@@ -1892,79 +2177,115 @@
           <w:sz w:val="32"/>
           <w:szCs w:val="32"/>
         </w:rPr>
-        <w:t xml:space="preserve">What's included, free.</w:t>
-      </w:r>
-    </w:p>
-    <w:p>
-      <w:pPr>
-        <w:pStyle w:val="ListParagraph"/>
-        <w:numPr>
-          <w:ilvl w:val="0"/>
-          <w:numId w:val="2"/>
-        </w:numPr>
-        <w:spacing w:after="100" w:line="280"/>
-      </w:pPr>
-      <w:r>
-        <w:rPr>
-          <w:color w:val="111827"/>
-          <w:sz w:val="22"/>
-          <w:szCs w:val="22"/>
-        </w:rPr>
-        <w:t xml:space="preserve">Full receptionist tool — walk-ins, bookings, family, notes</w:t>
-      </w:r>
-    </w:p>
-    <w:p>
-      <w:pPr>
-        <w:pStyle w:val="ListParagraph"/>
-        <w:numPr>
-          <w:ilvl w:val="0"/>
-          <w:numId w:val="2"/>
-        </w:numPr>
-        <w:spacing w:after="100" w:line="280"/>
-      </w:pPr>
-      <w:r>
-        <w:rPr>
-          <w:color w:val="111827"/>
-          <w:sz w:val="22"/>
-          <w:szCs w:val="22"/>
-        </w:rPr>
-        <w:t xml:space="preserve">Full analytics dashboard — every metric on the previous page</w:t>
-      </w:r>
-    </w:p>
-    <w:p>
-      <w:pPr>
-        <w:pStyle w:val="ListParagraph"/>
-        <w:numPr>
-          <w:ilvl w:val="0"/>
-          <w:numId w:val="2"/>
-        </w:numPr>
-        <w:spacing w:after="100" w:line="280"/>
-      </w:pPr>
-      <w:r>
-        <w:rPr>
-          <w:color w:val="111827"/>
-          <w:sz w:val="22"/>
-          <w:szCs w:val="22"/>
-        </w:rPr>
-        <w:t xml:space="preserve">Live customer app for those customers who want it (optional)</w:t>
-      </w:r>
-    </w:p>
-    <w:p>
-      <w:pPr>
-        <w:pStyle w:val="ListParagraph"/>
-        <w:numPr>
-          <w:ilvl w:val="0"/>
-          <w:numId w:val="2"/>
-        </w:numPr>
-        <w:spacing w:after="100" w:line="280"/>
-      </w:pPr>
-      <w:r>
-        <w:rPr>
-          <w:color w:val="111827"/>
-          <w:sz w:val="22"/>
-          <w:szCs w:val="22"/>
-        </w:rPr>
-        <w:t xml:space="preserve">Multi-stylist support (rolling out to pilot salons)</w:t>
+        <w:t xml:space="preserve">What's in Growth (the main plan).</w:t>
+      </w:r>
+    </w:p>
+    <w:p>
+      <w:pPr>
+        <w:pStyle w:val="ListParagraph"/>
+        <w:numPr>
+          <w:ilvl w:val="0"/>
+          <w:numId w:val="2"/>
+        </w:numPr>
+        <w:spacing w:after="100" w:line="280"/>
+      </w:pPr>
+      <w:r>
+        <w:rPr>
+          <w:color w:val="111827"/>
+          <w:sz w:val="22"/>
+          <w:szCs w:val="22"/>
+        </w:rPr>
+        <w:t xml:space="preserve">Everything Free has — live queue, walk-ins, family bookings, patient memory</w:t>
+      </w:r>
+    </w:p>
+    <w:p>
+      <w:pPr>
+        <w:pStyle w:val="ListParagraph"/>
+        <w:numPr>
+          <w:ilvl w:val="0"/>
+          <w:numId w:val="2"/>
+        </w:numPr>
+        <w:spacing w:after="100" w:line="280"/>
+      </w:pPr>
+      <w:r>
+        <w:rPr>
+          <w:color w:val="111827"/>
+          <w:sz w:val="22"/>
+          <w:szCs w:val="22"/>
+        </w:rPr>
+        <w:t xml:space="preserve">Silent-churn list — regulars who stopped coming, ready to call</w:t>
+      </w:r>
+    </w:p>
+    <w:p>
+      <w:pPr>
+        <w:pStyle w:val="ListParagraph"/>
+        <w:numPr>
+          <w:ilvl w:val="0"/>
+          <w:numId w:val="2"/>
+        </w:numPr>
+        <w:spacing w:after="100" w:line="280"/>
+      </w:pPr>
+      <w:r>
+        <w:rPr>
+          <w:color w:val="111827"/>
+          <w:sz w:val="22"/>
+          <w:szCs w:val="22"/>
+        </w:rPr>
+        <w:t xml:space="preserve">New vs repeat customer breakdown</w:t>
+      </w:r>
+    </w:p>
+    <w:p>
+      <w:pPr>
+        <w:pStyle w:val="ListParagraph"/>
+        <w:numPr>
+          <w:ilvl w:val="0"/>
+          <w:numId w:val="2"/>
+        </w:numPr>
+        <w:spacing w:after="100" w:line="280"/>
+      </w:pPr>
+      <w:r>
+        <w:rPr>
+          <w:color w:val="111827"/>
+          <w:sz w:val="22"/>
+          <w:szCs w:val="22"/>
+        </w:rPr>
+        <w:t xml:space="preserve">Category revenue (haircut vs colour vs product sales)</w:t>
+      </w:r>
+    </w:p>
+    <w:p>
+      <w:pPr>
+        <w:pStyle w:val="ListParagraph"/>
+        <w:numPr>
+          <w:ilvl w:val="0"/>
+          <w:numId w:val="2"/>
+        </w:numPr>
+        <w:spacing w:after="100" w:line="280"/>
+      </w:pPr>
+      <w:r>
+        <w:rPr>
+          <w:color w:val="111827"/>
+          <w:sz w:val="22"/>
+          <w:szCs w:val="22"/>
+        </w:rPr>
+        <w:t xml:space="preserve">Daily end-of-day WhatsApp summary to the owner</w:t>
+      </w:r>
+    </w:p>
+    <w:p>
+      <w:pPr>
+        <w:pStyle w:val="ListParagraph"/>
+        <w:numPr>
+          <w:ilvl w:val="0"/>
+          <w:numId w:val="2"/>
+        </w:numPr>
+        <w:spacing w:after="100" w:line="280"/>
+      </w:pPr>
+      <w:r>
+        <w:rPr>
+          <w:color w:val="111827"/>
+          <w:sz w:val="22"/>
+          <w:szCs w:val="22"/>
+        </w:rPr>
+        <w:t xml:space="preserve">Templated broadcasts — send Diwali offer to last 30-day customers</w:t>
       </w:r>
     </w:p>
     <w:p>
@@ -2016,25 +2337,7 @@
           <w:sz w:val="22"/>
           <w:szCs w:val="22"/>
         </w:rPr>
-        <w:t xml:space="preserve">Payment processing — you take money from customers the way you always have</w:t>
-      </w:r>
-    </w:p>
-    <w:p>
-      <w:pPr>
-        <w:pStyle w:val="ListParagraph"/>
-        <w:numPr>
-          <w:ilvl w:val="0"/>
-          <w:numId w:val="2"/>
-        </w:numPr>
-        <w:spacing w:after="100" w:line="280"/>
-      </w:pPr>
-      <w:r>
-        <w:rPr>
-          <w:color w:val="111827"/>
-          <w:sz w:val="22"/>
-          <w:szCs w:val="22"/>
-        </w:rPr>
-        <w:t xml:space="preserve">Marketing campaigns — that's your own WhatsApp Business</w:t>
+        <w:t xml:space="preserve">Payment processing — you take money from customers the way you already do</w:t>
       </w:r>
     </w:p>
     <w:p>
